--- a/templates/template_en.docx
+++ b/templates/template_en.docx
@@ -554,7 +554,7 @@
           <w:sz w:val="18"/>
           <w:szCs w:val="18"/>
         </w:rPr>
-        <w:t>Certre Testing International Pinzheng (Shanghai)Co., Ltd.        No.1351, Wanfang Road, Minhang, Shanghai, China</w:t>
+        <w:t>{{实验室地址_en}}</w:t>
       </w:r>
     </w:p>
     <w:p/>
